--- a/klagomål/A 49075-2025 FSC-klagomål.docx
+++ b/klagomål/A 49075-2025 FSC-klagomål.docx
@@ -1173,7 +1173,7 @@
     <w:r>
       <w:tab/>
       <w:tab/>
-      <w:t>2025-10-26</w:t>
+      <w:t>2025-10-27</w:t>
       <w:br/>
       <w:br/>
     </w:r>

--- a/klagomål/A 49075-2025 FSC-klagomål.docx
+++ b/klagomål/A 49075-2025 FSC-klagomål.docx
@@ -1173,7 +1173,7 @@
     <w:r>
       <w:tab/>
       <w:tab/>
-      <w:t>2025-10-27</w:t>
+      <w:t>2025-10-28</w:t>
       <w:br/>
       <w:br/>
     </w:r>

--- a/klagomål/A 49075-2025 FSC-klagomål.docx
+++ b/klagomål/A 49075-2025 FSC-klagomål.docx
@@ -1173,7 +1173,7 @@
     <w:r>
       <w:tab/>
       <w:tab/>
-      <w:t>2025-10-28</w:t>
+      <w:t>2025-10-29</w:t>
       <w:br/>
       <w:br/>
     </w:r>

--- a/klagomål/A 49075-2025 FSC-klagomål.docx
+++ b/klagomål/A 49075-2025 FSC-klagomål.docx
@@ -1173,7 +1173,7 @@
     <w:r>
       <w:tab/>
       <w:tab/>
-      <w:t>2025-10-29</w:t>
+      <w:t>2025-10-30</w:t>
       <w:br/>
       <w:br/>
     </w:r>

--- a/klagomål/A 49075-2025 FSC-klagomål.docx
+++ b/klagomål/A 49075-2025 FSC-klagomål.docx
@@ -1173,7 +1173,7 @@
     <w:r>
       <w:tab/>
       <w:tab/>
-      <w:t>2025-10-30</w:t>
+      <w:t>2025-10-31</w:t>
       <w:br/>
       <w:br/>
     </w:r>

--- a/klagomål/A 49075-2025 FSC-klagomål.docx
+++ b/klagomål/A 49075-2025 FSC-klagomål.docx
@@ -1173,7 +1173,7 @@
     <w:r>
       <w:tab/>
       <w:tab/>
-      <w:t>2025-10-31</w:t>
+      <w:t>2025-11-01</w:t>
       <w:br/>
       <w:br/>
     </w:r>

--- a/klagomål/A 49075-2025 FSC-klagomål.docx
+++ b/klagomål/A 49075-2025 FSC-klagomål.docx
@@ -1173,7 +1173,7 @@
     <w:r>
       <w:tab/>
       <w:tab/>
-      <w:t>2025-11-01</w:t>
+      <w:t>2025-11-02</w:t>
       <w:br/>
       <w:br/>
     </w:r>

--- a/klagomål/A 49075-2025 FSC-klagomål.docx
+++ b/klagomål/A 49075-2025 FSC-klagomål.docx
@@ -1173,7 +1173,7 @@
     <w:r>
       <w:tab/>
       <w:tab/>
-      <w:t>2025-11-02</w:t>
+      <w:t>2025-11-03</w:t>
       <w:br/>
       <w:br/>
     </w:r>

--- a/klagomål/A 49075-2025 FSC-klagomål.docx
+++ b/klagomål/A 49075-2025 FSC-klagomål.docx
@@ -1173,7 +1173,7 @@
     <w:r>
       <w:tab/>
       <w:tab/>
-      <w:t>2025-11-03</w:t>
+      <w:t>2025-11-04</w:t>
       <w:br/>
       <w:br/>
     </w:r>

--- a/klagomål/A 49075-2025 FSC-klagomål.docx
+++ b/klagomål/A 49075-2025 FSC-klagomål.docx
@@ -1173,7 +1173,7 @@
     <w:r>
       <w:tab/>
       <w:tab/>
-      <w:t>2025-11-04</w:t>
+      <w:t>2025-11-05</w:t>
       <w:br/>
       <w:br/>
     </w:r>

--- a/klagomål/A 49075-2025 FSC-klagomål.docx
+++ b/klagomål/A 49075-2025 FSC-klagomål.docx
@@ -1173,7 +1173,7 @@
     <w:r>
       <w:tab/>
       <w:tab/>
-      <w:t>2025-11-05</w:t>
+      <w:t>2025-11-06</w:t>
       <w:br/>
       <w:br/>
     </w:r>

--- a/klagomål/A 49075-2025 FSC-klagomål.docx
+++ b/klagomål/A 49075-2025 FSC-klagomål.docx
@@ -1173,7 +1173,7 @@
     <w:r>
       <w:tab/>
       <w:tab/>
-      <w:t>2025-11-06</w:t>
+      <w:t>2025-11-07</w:t>
       <w:br/>
       <w:br/>
     </w:r>

--- a/klagomål/A 49075-2025 FSC-klagomål.docx
+++ b/klagomål/A 49075-2025 FSC-klagomål.docx
@@ -1173,7 +1173,7 @@
     <w:r>
       <w:tab/>
       <w:tab/>
-      <w:t>2025-11-07</w:t>
+      <w:t>2025-11-08</w:t>
       <w:br/>
       <w:br/>
     </w:r>

--- a/klagomål/A 49075-2025 FSC-klagomål.docx
+++ b/klagomål/A 49075-2025 FSC-klagomål.docx
@@ -1173,7 +1173,7 @@
     <w:r>
       <w:tab/>
       <w:tab/>
-      <w:t>2025-11-08</w:t>
+      <w:t>2025-11-09</w:t>
       <w:br/>
       <w:br/>
     </w:r>

--- a/klagomål/A 49075-2025 FSC-klagomål.docx
+++ b/klagomål/A 49075-2025 FSC-klagomål.docx
@@ -1173,7 +1173,7 @@
     <w:r>
       <w:tab/>
       <w:tab/>
-      <w:t>2025-11-09</w:t>
+      <w:t>2025-11-10</w:t>
       <w:br/>
       <w:br/>
     </w:r>

--- a/klagomål/A 49075-2025 FSC-klagomål.docx
+++ b/klagomål/A 49075-2025 FSC-klagomål.docx
@@ -1173,7 +1173,7 @@
     <w:r>
       <w:tab/>
       <w:tab/>
-      <w:t>2025-11-10</w:t>
+      <w:t>2025-11-11</w:t>
       <w:br/>
       <w:br/>
     </w:r>

--- a/klagomål/A 49075-2025 FSC-klagomål.docx
+++ b/klagomål/A 49075-2025 FSC-klagomål.docx
@@ -1173,7 +1173,7 @@
     <w:r>
       <w:tab/>
       <w:tab/>
-      <w:t>2025-11-11</w:t>
+      <w:t>2025-11-12</w:t>
       <w:br/>
       <w:br/>
     </w:r>

--- a/klagomål/A 49075-2025 FSC-klagomål.docx
+++ b/klagomål/A 49075-2025 FSC-klagomål.docx
@@ -1173,7 +1173,7 @@
     <w:r>
       <w:tab/>
       <w:tab/>
-      <w:t>2025-11-12</w:t>
+      <w:t>2025-11-13</w:t>
       <w:br/>
       <w:br/>
     </w:r>

--- a/klagomål/A 49075-2025 FSC-klagomål.docx
+++ b/klagomål/A 49075-2025 FSC-klagomål.docx
@@ -1173,7 +1173,7 @@
     <w:r>
       <w:tab/>
       <w:tab/>
-      <w:t>2025-11-13</w:t>
+      <w:t>2025-11-14</w:t>
       <w:br/>
       <w:br/>
     </w:r>

--- a/klagomål/A 49075-2025 FSC-klagomål.docx
+++ b/klagomål/A 49075-2025 FSC-klagomål.docx
@@ -1173,7 +1173,7 @@
     <w:r>
       <w:tab/>
       <w:tab/>
-      <w:t>2025-11-14</w:t>
+      <w:t>2025-11-15</w:t>
       <w:br/>
       <w:br/>
     </w:r>
